--- a/Esboço_de_pesquisa_Exemplo.docx
+++ b/Esboço_de_pesquisa_Exemplo.docx
@@ -83,23 +83,285 @@
           <w:b/>
           <w:bCs/>
         </w:rPr>
-        <w:t xml:space="preserve">1.1. Nos últimos 12 meses, você solicitou ou sentiu a necessidade de solicitar a CIN (Carteira de Identidade Nacional), documento que substituiu os antigos </w:t>
+        <w:t>1.1. Nos últimos 12 meses, você solicitou ou sentiu a necessidade de solicitar a CIN</w:t>
+      </w:r>
+      <w:r>
+        <w:rPr>
+          <w:b/>
+          <w:bCs/>
+        </w:rPr>
+        <w:t>?</w:t>
+      </w:r>
+    </w:p>
+    <w:p>
+      <w:pPr>
+        <w:rPr>
+          <w:lang w:val="en-US"/>
+        </w:rPr>
+      </w:pPr>
+      <w:proofErr w:type="gramStart"/>
+      <w:r>
+        <w:rPr>
+          <w:lang w:val="en-US"/>
+        </w:rPr>
+        <w:t>( )</w:t>
+      </w:r>
+      <w:proofErr w:type="gramEnd"/>
+      <w:r>
+        <w:rPr>
+          <w:lang w:val="en-US"/>
+        </w:rPr>
+        <w:t xml:space="preserve"> </w:t>
+      </w:r>
+      <w:proofErr w:type="gramStart"/>
+      <w:r>
+        <w:rPr>
+          <w:lang w:val="en-US"/>
+        </w:rPr>
+        <w:t>SIM  (</w:t>
+      </w:r>
+      <w:proofErr w:type="gramEnd"/>
+      <w:r>
+        <w:rPr>
+          <w:lang w:val="en-US"/>
+        </w:rPr>
+        <w:t xml:space="preserve"> ) NÃO </w:t>
+      </w:r>
+    </w:p>
+    <w:p>
+      <w:pPr>
+        <w:rPr>
+          <w:i/>
+        </w:rPr>
+      </w:pPr>
+      <w:r>
+        <w:rPr>
+          <w:i/>
+        </w:rPr>
+        <w:t>(</w:t>
+      </w:r>
+      <w:r>
+        <w:rPr>
+          <w:i/>
+        </w:rPr>
+        <w:t>o campo de ajuda desta questão é: “</w:t>
+      </w:r>
+      <w:r>
+        <w:rPr>
+          <w:i/>
+        </w:rPr>
+        <w:t xml:space="preserve">CIN </w:t>
+      </w:r>
+      <w:r>
+        <w:rPr>
+          <w:i/>
+        </w:rPr>
+        <w:t xml:space="preserve">é a </w:t>
+      </w:r>
+      <w:r>
+        <w:rPr>
+          <w:i/>
+        </w:rPr>
+        <w:t xml:space="preserve">Carteira de Identidade Nacional, documento que substitui o antigo </w:t>
+      </w:r>
+      <w:r>
+        <w:rPr>
+          <w:i/>
+        </w:rPr>
+        <w:t>Registro Geral (RG)”</w:t>
+      </w:r>
+    </w:p>
+    <w:p/>
+    <w:p>
+      <w:pPr>
+        <w:rPr>
+          <w:b/>
+          <w:bCs/>
+        </w:rPr>
+      </w:pPr>
+      <w:r>
+        <w:rPr>
+          <w:b/>
+          <w:bCs/>
+        </w:rPr>
+        <w:t>1.1</w:t>
+      </w:r>
+      <w:r>
+        <w:rPr>
+          <w:b/>
+          <w:bCs/>
+        </w:rPr>
+        <w:t>b</w:t>
+      </w:r>
+      <w:r>
+        <w:rPr>
+          <w:b/>
+          <w:bCs/>
+        </w:rPr>
+        <w:t>. Esta pesquisa é destinada apenas a quem recentemente emitiu a CIN ou sentiu a necessidade de emiti-</w:t>
       </w:r>
       <w:proofErr w:type="spellStart"/>
-      <w:r>
-        <w:rPr>
-          <w:b/>
-          <w:bCs/>
-        </w:rPr>
-        <w:t>RGs</w:t>
+      <w:proofErr w:type="gramStart"/>
+      <w:r>
+        <w:rPr>
+          <w:b/>
+          <w:bCs/>
+        </w:rPr>
+        <w:t>la.Como</w:t>
       </w:r>
       <w:proofErr w:type="spellEnd"/>
-      <w:r>
-        <w:rPr>
-          <w:b/>
-          <w:bCs/>
-        </w:rPr>
-        <w:t>?</w:t>
+      <w:proofErr w:type="gramEnd"/>
+      <w:r>
+        <w:rPr>
+          <w:b/>
+          <w:bCs/>
+        </w:rPr>
+        <w:t xml:space="preserve"> você respondeu "Não" à pergunta acima, será direcionado para o fim da pesquisa ao </w:t>
+      </w:r>
+      <w:r>
+        <w:rPr>
+          <w:b/>
+          <w:bCs/>
+        </w:rPr>
+        <w:t>prosseguir</w:t>
+      </w:r>
+      <w:r>
+        <w:rPr>
+          <w:b/>
+          <w:bCs/>
+        </w:rPr>
+        <w:t>.</w:t>
+      </w:r>
+    </w:p>
+    <w:p>
+      <w:pPr>
+        <w:rPr>
+          <w:i/>
+          <w:iCs/>
+        </w:rPr>
+      </w:pPr>
+      <w:r>
+        <w:rPr>
+          <w:i/>
+          <w:iCs/>
+        </w:rPr>
+        <w:t xml:space="preserve">(Esta </w:t>
+      </w:r>
+      <w:r>
+        <w:rPr>
+          <w:i/>
+          <w:iCs/>
+        </w:rPr>
+        <w:t xml:space="preserve">questão não faz pergunta, </w:t>
+      </w:r>
+      <w:r>
+        <w:rPr>
+          <w:i/>
+          <w:iCs/>
+        </w:rPr>
+        <w:t>apenas serve para apresentar o texto acima)</w:t>
+      </w:r>
+    </w:p>
+    <w:p>
+      <w:pPr>
+        <w:rPr>
+          <w:i/>
+          <w:iCs/>
+        </w:rPr>
+      </w:pPr>
+      <w:r>
+        <w:rPr>
+          <w:i/>
+          <w:iCs/>
+        </w:rPr>
+        <w:t xml:space="preserve">(A condição de apresentação desta questão é que o usuário tenha </w:t>
+      </w:r>
+      <w:proofErr w:type="gramStart"/>
+      <w:r>
+        <w:rPr>
+          <w:i/>
+          <w:iCs/>
+        </w:rPr>
+        <w:t>respondido</w:t>
+      </w:r>
+      <w:r>
+        <w:rPr>
+          <w:i/>
+          <w:iCs/>
+        </w:rPr>
+        <w:t xml:space="preserve"> Não</w:t>
+      </w:r>
+      <w:proofErr w:type="gramEnd"/>
+      <w:r>
+        <w:rPr>
+          <w:i/>
+          <w:iCs/>
+        </w:rPr>
+        <w:t xml:space="preserve"> na questão 1.1)</w:t>
+      </w:r>
+    </w:p>
+    <w:p/>
+    <w:p>
+      <w:pPr>
+        <w:rPr>
+          <w:b/>
+          <w:bCs/>
+        </w:rPr>
+      </w:pPr>
+      <w:r>
+        <w:rPr>
+          <w:b/>
+          <w:bCs/>
+        </w:rPr>
+        <w:t>1.2. Por que você sentiu necessidade de emitir a CIN?</w:t>
+      </w:r>
+    </w:p>
+    <w:p>
+      <w:proofErr w:type="gramStart"/>
+      <w:r>
+        <w:t>( )</w:t>
+      </w:r>
+      <w:proofErr w:type="gramEnd"/>
+      <w:r>
+        <w:t xml:space="preserve"> Meu RG era muito antigo e decidi atualizar  </w:t>
+      </w:r>
+    </w:p>
+    <w:p>
+      <w:proofErr w:type="gramStart"/>
+      <w:r>
+        <w:t>( )</w:t>
+      </w:r>
+      <w:proofErr w:type="gramEnd"/>
+      <w:r>
+        <w:t xml:space="preserve"> Perdi meu documento antigo ou foi extraviado, roubado ou furtado  </w:t>
+      </w:r>
+    </w:p>
+    <w:p>
+      <w:proofErr w:type="gramStart"/>
+      <w:r>
+        <w:t>( )</w:t>
+      </w:r>
+      <w:proofErr w:type="gramEnd"/>
+      <w:r>
+        <w:t xml:space="preserve"> Para receber aposentadoria ou pensão (INSS)  </w:t>
+      </w:r>
+    </w:p>
+    <w:p>
+      <w:proofErr w:type="gramStart"/>
+      <w:r>
+        <w:t>( )</w:t>
+      </w:r>
+      <w:proofErr w:type="gramEnd"/>
+      <w:r>
+        <w:t xml:space="preserve"> Para receber benefícios sociais (Bolsa Família, BPC, </w:t>
+      </w:r>
+      <w:proofErr w:type="gramStart"/>
+      <w:r>
+        <w:t>seguro-desemprego, etc.</w:t>
+      </w:r>
+      <w:proofErr w:type="gramEnd"/>
+      <w:r>
+        <w:t xml:space="preserve">)  </w:t>
       </w:r>
     </w:p>
     <w:p>
@@ -111,6 +373,57 @@
       <w:r>
         <w:t xml:space="preserve"> </w:t>
       </w:r>
+      <w:r>
+        <w:t>Outros</w:t>
+      </w:r>
+      <w:r>
+        <w:t>:</w:t>
+      </w:r>
+      <w:r>
+        <w:rPr>
+          <w:b/>
+          <w:bCs/>
+        </w:rPr>
+        <w:t xml:space="preserve"> </w:t>
+      </w:r>
+      <w:r>
+        <w:t>___________________________</w:t>
+      </w:r>
+    </w:p>
+    <w:p>
+      <w:r>
+        <w:rPr>
+          <w:i/>
+          <w:iCs/>
+        </w:rPr>
+        <w:t>(A condição de apresentação desta questão é que o usuário tenha respondido Sim na questão 1.1)</w:t>
+      </w:r>
+    </w:p>
+    <w:p/>
+    <w:p>
+      <w:pPr>
+        <w:rPr>
+          <w:b/>
+          <w:bCs/>
+        </w:rPr>
+      </w:pPr>
+      <w:r>
+        <w:rPr>
+          <w:b/>
+          <w:bCs/>
+        </w:rPr>
+        <w:t>1.3. Você deixou de pedir a CIN ou parou o processo porque faltou algum documento ou porque algum documento não foi aceito?</w:t>
+      </w:r>
+    </w:p>
+    <w:p>
+      <w:proofErr w:type="gramStart"/>
+      <w:r>
+        <w:t>( )</w:t>
+      </w:r>
+      <w:proofErr w:type="gramEnd"/>
+      <w:r>
+        <w:t xml:space="preserve"> </w:t>
+      </w:r>
       <w:proofErr w:type="gramStart"/>
       <w:r>
         <w:t>SIM  (</w:t>
@@ -120,6 +433,225 @@
         <w:t xml:space="preserve"> ) NÃO </w:t>
       </w:r>
     </w:p>
+    <w:p>
+      <w:r>
+        <w:rPr>
+          <w:i/>
+          <w:iCs/>
+        </w:rPr>
+        <w:t>(A condição de apresentação desta questão é que o usuário tenha respondido Sim na questão 1.1)</w:t>
+      </w:r>
+    </w:p>
+    <w:p>
+      <w:pPr>
+        <w:rPr>
+          <w:b/>
+          <w:bCs/>
+        </w:rPr>
+      </w:pPr>
+    </w:p>
+    <w:p>
+      <w:pPr>
+        <w:rPr>
+          <w:b/>
+          <w:bCs/>
+        </w:rPr>
+      </w:pPr>
+      <w:r>
+        <w:rPr>
+          <w:b/>
+          <w:bCs/>
+        </w:rPr>
+        <w:t>1.3.1. Qual documento faltou ou não foi aceito?</w:t>
+      </w:r>
+    </w:p>
+    <w:p>
+      <w:r>
+        <w:t>___________________________</w:t>
+      </w:r>
+      <w:r>
+        <w:t>__________________________________</w:t>
+      </w:r>
+    </w:p>
+    <w:p>
+      <w:pPr>
+        <w:rPr>
+          <w:i/>
+          <w:iCs/>
+        </w:rPr>
+      </w:pPr>
+      <w:r>
+        <w:rPr>
+          <w:i/>
+          <w:iCs/>
+        </w:rPr>
+        <w:t>(Resposta aberta</w:t>
+      </w:r>
+      <w:r>
+        <w:rPr>
+          <w:i/>
+          <w:iCs/>
+        </w:rPr>
+        <w:t xml:space="preserve"> com várias linhas</w:t>
+      </w:r>
+      <w:r>
+        <w:rPr>
+          <w:i/>
+          <w:iCs/>
+        </w:rPr>
+        <w:t>)</w:t>
+      </w:r>
+    </w:p>
+    <w:p>
+      <w:r>
+        <w:rPr>
+          <w:i/>
+          <w:iCs/>
+        </w:rPr>
+        <w:t>(A condição de apresentação desta questão é que o usuário tenha respondido Sim na questão 1.3)</w:t>
+      </w:r>
+    </w:p>
+    <w:p>
+      <w:pPr>
+        <w:rPr>
+          <w:b/>
+          <w:bCs/>
+        </w:rPr>
+      </w:pPr>
+    </w:p>
+    <w:p>
+      <w:pPr>
+        <w:rPr>
+          <w:b/>
+          <w:bCs/>
+        </w:rPr>
+      </w:pPr>
+      <w:r>
+        <w:rPr>
+          <w:b/>
+          <w:bCs/>
+        </w:rPr>
+        <w:t>1.3.1b. Se algum documento não foi aceito, o que alegaram para recusar?</w:t>
+      </w:r>
+    </w:p>
+    <w:p>
+      <w:r>
+        <w:t>___________________________</w:t>
+      </w:r>
+      <w:r>
+        <w:t>__________________________________</w:t>
+      </w:r>
+    </w:p>
+    <w:p>
+      <w:pPr>
+        <w:rPr>
+          <w:i/>
+          <w:iCs/>
+        </w:rPr>
+      </w:pPr>
+      <w:r>
+        <w:rPr>
+          <w:i/>
+          <w:iCs/>
+        </w:rPr>
+        <w:t>(Resposta aberta</w:t>
+      </w:r>
+      <w:r>
+        <w:rPr>
+          <w:i/>
+          <w:iCs/>
+        </w:rPr>
+        <w:t xml:space="preserve">; permitir </w:t>
+      </w:r>
+      <w:r>
+        <w:rPr>
+          <w:i/>
+          <w:iCs/>
+        </w:rPr>
+        <w:t>várias linhas</w:t>
+      </w:r>
+      <w:r>
+        <w:rPr>
+          <w:i/>
+          <w:iCs/>
+        </w:rPr>
+        <w:t>)</w:t>
+      </w:r>
+    </w:p>
+    <w:p>
+      <w:pPr>
+        <w:rPr>
+          <w:i/>
+          <w:iCs/>
+        </w:rPr>
+      </w:pPr>
+      <w:r>
+        <w:rPr>
+          <w:i/>
+          <w:iCs/>
+        </w:rPr>
+        <w:t>(Resposta opcional, não mandatória)</w:t>
+      </w:r>
+    </w:p>
+    <w:p>
+      <w:r>
+        <w:rPr>
+          <w:i/>
+          <w:iCs/>
+        </w:rPr>
+        <w:t>(A condição de apresentação desta questão é que o usuário tenha respondido Sim na questão 1.3)</w:t>
+      </w:r>
+    </w:p>
+    <w:p>
+      <w:pPr>
+        <w:rPr>
+          <w:b/>
+          <w:bCs/>
+        </w:rPr>
+      </w:pPr>
+    </w:p>
+    <w:p>
+      <w:pPr>
+        <w:rPr>
+          <w:b/>
+          <w:bCs/>
+        </w:rPr>
+      </w:pPr>
+      <w:r>
+        <w:rPr>
+          <w:b/>
+          <w:bCs/>
+        </w:rPr>
+        <w:t>1.3.2. Você tentou conseguir o documento que faltou ou que não foi aceito?</w:t>
+      </w:r>
+    </w:p>
+    <w:p>
+      <w:proofErr w:type="gramStart"/>
+      <w:r>
+        <w:t>( )</w:t>
+      </w:r>
+      <w:proofErr w:type="gramEnd"/>
+      <w:r>
+        <w:t xml:space="preserve"> </w:t>
+      </w:r>
+      <w:proofErr w:type="gramStart"/>
+      <w:r>
+        <w:t>Sim  (</w:t>
+      </w:r>
+      <w:proofErr w:type="gramEnd"/>
+      <w:r>
+        <w:t xml:space="preserve"> ) Não </w:t>
+      </w:r>
+    </w:p>
+    <w:p>
+      <w:r>
+        <w:rPr>
+          <w:i/>
+          <w:iCs/>
+        </w:rPr>
+        <w:t>(A condição de apresentação desta questão é que o usuário tenha respondido Sim na questão 1.3)</w:t>
+      </w:r>
+    </w:p>
     <w:p/>
     <w:p>
       <w:pPr>
@@ -133,120 +665,75 @@
           <w:b/>
           <w:bCs/>
         </w:rPr>
-        <w:t>1.1</w:t>
-      </w:r>
-      <w:r>
-        <w:rPr>
-          <w:b/>
-          <w:bCs/>
-        </w:rPr>
-        <w:t>b</w:t>
-      </w:r>
-      <w:r>
-        <w:rPr>
-          <w:b/>
-          <w:bCs/>
-        </w:rPr>
-        <w:t>. Esta pesquisa é destinada apenas a quem recentemente emitiu a CIN ou sentiu a necessidade de emiti-</w:t>
-      </w:r>
-      <w:proofErr w:type="spellStart"/>
-      <w:proofErr w:type="gramStart"/>
-      <w:r>
-        <w:rPr>
-          <w:b/>
-          <w:bCs/>
-        </w:rPr>
-        <w:t>la.Como</w:t>
-      </w:r>
-      <w:proofErr w:type="spellEnd"/>
-      <w:proofErr w:type="gramEnd"/>
-      <w:r>
-        <w:rPr>
-          <w:b/>
-          <w:bCs/>
-        </w:rPr>
-        <w:t xml:space="preserve"> você respondeu "Não" à pergunta acima, será direcionado para o fim da pesquisa ao </w:t>
-      </w:r>
-      <w:r>
-        <w:rPr>
-          <w:b/>
-          <w:bCs/>
-        </w:rPr>
-        <w:t>prosseguir</w:t>
-      </w:r>
-      <w:r>
-        <w:rPr>
-          <w:b/>
-          <w:bCs/>
-        </w:rPr>
-        <w:t>.</w:t>
-      </w:r>
-    </w:p>
-    <w:p>
-      <w:pPr>
-        <w:rPr>
-          <w:i/>
-          <w:iCs/>
-        </w:rPr>
-      </w:pPr>
-      <w:r>
-        <w:rPr>
-          <w:i/>
-          <w:iCs/>
-        </w:rPr>
-        <w:t xml:space="preserve">(Esta </w:t>
-      </w:r>
-      <w:r>
-        <w:rPr>
-          <w:i/>
-          <w:iCs/>
-        </w:rPr>
-        <w:t xml:space="preserve">questão não faz pergunta, </w:t>
-      </w:r>
-      <w:r>
-        <w:rPr>
-          <w:i/>
-          <w:iCs/>
-        </w:rPr>
-        <w:t>apenas serve para apresentar o texto acima)</w:t>
-      </w:r>
-    </w:p>
-    <w:p>
-      <w:pPr>
-        <w:rPr>
-          <w:i/>
-          <w:iCs/>
-        </w:rPr>
-      </w:pPr>
-      <w:r>
-        <w:rPr>
-          <w:i/>
-          <w:iCs/>
-        </w:rPr>
-        <w:t xml:space="preserve">(A condição de apresentação desta questão é que o usuário tenha </w:t>
-      </w:r>
-      <w:proofErr w:type="gramStart"/>
-      <w:r>
-        <w:rPr>
-          <w:i/>
-          <w:iCs/>
-        </w:rPr>
-        <w:t>respondido</w:t>
-      </w:r>
-      <w:r>
-        <w:rPr>
-          <w:i/>
-          <w:iCs/>
-        </w:rPr>
-        <w:t xml:space="preserve"> Não</w:t>
-      </w:r>
-      <w:proofErr w:type="gramEnd"/>
-      <w:r>
-        <w:rPr>
-          <w:i/>
-          <w:iCs/>
-        </w:rPr>
-        <w:t xml:space="preserve"> na questão 1.1)</w:t>
+        <w:t>1.3.3. Você teve ou está tendo alguma dificuldade para conseguir o documento?</w:t>
+      </w:r>
+    </w:p>
+    <w:p>
+      <w:proofErr w:type="gramStart"/>
+      <w:r>
+        <w:t>( )</w:t>
+      </w:r>
+      <w:proofErr w:type="gramEnd"/>
+      <w:r>
+        <w:t xml:space="preserve"> Não tenho informações necessárias para emitir o documento (ex.: local ou data do nascimento, nome da mãe etc.)</w:t>
+      </w:r>
+    </w:p>
+    <w:p>
+      <w:proofErr w:type="gramStart"/>
+      <w:r>
+        <w:t>( )</w:t>
+      </w:r>
+      <w:proofErr w:type="gramEnd"/>
+      <w:r>
+        <w:t xml:space="preserve"> Preciso viajar para outra cidade para emitir o documento</w:t>
+      </w:r>
+    </w:p>
+    <w:p>
+      <w:r>
+        <w:t xml:space="preserve"> </w:t>
+      </w:r>
+      <w:proofErr w:type="gramStart"/>
+      <w:r>
+        <w:t>( )</w:t>
+      </w:r>
+      <w:proofErr w:type="gramEnd"/>
+      <w:r>
+        <w:t xml:space="preserve"> O documento custa caro </w:t>
+      </w:r>
+    </w:p>
+    <w:p>
+      <w:proofErr w:type="gramStart"/>
+      <w:r>
+        <w:t>( )</w:t>
+      </w:r>
+      <w:proofErr w:type="gramEnd"/>
+      <w:r>
+        <w:t xml:space="preserve"> </w:t>
+      </w:r>
+      <w:r>
+        <w:t>Outros</w:t>
+      </w:r>
+      <w:r>
+        <w:t>:</w:t>
+      </w:r>
+      <w:r>
+        <w:rPr>
+          <w:b/>
+          <w:bCs/>
+        </w:rPr>
+        <w:t xml:space="preserve"> </w:t>
+      </w:r>
+      <w:r>
+        <w:t>____________________________</w:t>
+      </w:r>
+    </w:p>
+    <w:p>
+      <w:r>
+        <w:rPr>
+          <w:i/>
+          <w:iCs/>
+        </w:rPr>
+        <w:t>(A condição de apresentação desta questão é que o usuário tenha respondido Sim na questão 1.3)</w:t>
       </w:r>
     </w:p>
     <w:p/>
@@ -262,55 +749,102 @@
           <w:b/>
           <w:bCs/>
         </w:rPr>
-        <w:t>1.2. Por que você sentiu necessidade de emitir a CIN?</w:t>
-      </w:r>
-    </w:p>
-    <w:p>
-      <w:proofErr w:type="gramStart"/>
-      <w:r>
-        <w:t>( )</w:t>
-      </w:r>
-      <w:proofErr w:type="gramEnd"/>
-      <w:r>
-        <w:t xml:space="preserve"> Meu RG era muito antigo e decidi atualizar  </w:t>
-      </w:r>
-    </w:p>
-    <w:p>
-      <w:proofErr w:type="gramStart"/>
-      <w:r>
-        <w:t>( )</w:t>
-      </w:r>
-      <w:proofErr w:type="gramEnd"/>
-      <w:r>
-        <w:t xml:space="preserve"> Perdi meu documento antigo ou foi extraviado, roubado ou furtado  </w:t>
-      </w:r>
-    </w:p>
-    <w:p>
-      <w:proofErr w:type="gramStart"/>
-      <w:r>
-        <w:t>( )</w:t>
-      </w:r>
-      <w:proofErr w:type="gramEnd"/>
-      <w:r>
-        <w:t xml:space="preserve"> Para receber aposentadoria ou pensão (INSS)  </w:t>
-      </w:r>
-    </w:p>
-    <w:p>
-      <w:proofErr w:type="gramStart"/>
-      <w:r>
-        <w:t>( )</w:t>
-      </w:r>
-      <w:proofErr w:type="gramEnd"/>
-      <w:r>
-        <w:t xml:space="preserve"> Para receber benefícios sociais (Bolsa Família, BPC, </w:t>
-      </w:r>
-      <w:proofErr w:type="gramStart"/>
-      <w:r>
-        <w:t>seguro-desemprego, etc.</w:t>
-      </w:r>
-      <w:proofErr w:type="gramEnd"/>
-      <w:r>
-        <w:t xml:space="preserve">)  </w:t>
+        <w:t>1.4. Você conseguiu emitir a CIN pelos canais oferecidos pelo governo do seu estado?</w:t>
+      </w:r>
+    </w:p>
+    <w:p>
+      <w:proofErr w:type="gramStart"/>
+      <w:r>
+        <w:t>( )</w:t>
+      </w:r>
+      <w:proofErr w:type="gramEnd"/>
+      <w:r>
+        <w:t xml:space="preserve"> Sim  </w:t>
+      </w:r>
+    </w:p>
+    <w:p>
+      <w:proofErr w:type="gramStart"/>
+      <w:r>
+        <w:t>( )</w:t>
+      </w:r>
+      <w:proofErr w:type="gramEnd"/>
+      <w:r>
+        <w:t xml:space="preserve"> Tentei, mas não consegui  </w:t>
+      </w:r>
+    </w:p>
+    <w:p>
+      <w:proofErr w:type="gramStart"/>
+      <w:r>
+        <w:t>( )</w:t>
+      </w:r>
+      <w:proofErr w:type="gramEnd"/>
+      <w:r>
+        <w:t xml:space="preserve"> Não tentei </w:t>
+      </w:r>
+    </w:p>
+    <w:p>
+      <w:r>
+        <w:rPr>
+          <w:i/>
+          <w:iCs/>
+        </w:rPr>
+        <w:t>(A condição de apresentação desta questão é que o usuário tenha respondido Sim na questão 1.1)</w:t>
+      </w:r>
+    </w:p>
+    <w:p/>
+    <w:p>
+      <w:pPr>
+        <w:rPr>
+          <w:b/>
+          <w:bCs/>
+        </w:rPr>
+      </w:pPr>
+      <w:r>
+        <w:rPr>
+          <w:b/>
+          <w:bCs/>
+        </w:rPr>
+        <w:t>1.5. Por que você não tentou ou não conseguiu emitir a CIN?</w:t>
+      </w:r>
+    </w:p>
+    <w:p>
+      <w:proofErr w:type="gramStart"/>
+      <w:r>
+        <w:t>( )</w:t>
+      </w:r>
+      <w:proofErr w:type="gramEnd"/>
+      <w:r>
+        <w:t xml:space="preserve"> Não possuo algum documento exigido </w:t>
+      </w:r>
+    </w:p>
+    <w:p>
+      <w:proofErr w:type="gramStart"/>
+      <w:r>
+        <w:t>( )</w:t>
+      </w:r>
+      <w:proofErr w:type="gramEnd"/>
+      <w:r>
+        <w:t xml:space="preserve"> Prazos para agendamento são muito longos </w:t>
+      </w:r>
+    </w:p>
+    <w:p>
+      <w:proofErr w:type="gramStart"/>
+      <w:r>
+        <w:t>( )</w:t>
+      </w:r>
+      <w:proofErr w:type="gramEnd"/>
+      <w:r>
+        <w:t xml:space="preserve"> Dificuldade de usar o serviço de agendamento pela internet </w:t>
+      </w:r>
+    </w:p>
+    <w:p>
+      <w:proofErr w:type="gramStart"/>
+      <w:r>
+        <w:t>( )</w:t>
+      </w:r>
+      <w:proofErr w:type="gramEnd"/>
+      <w:r>
+        <w:t xml:space="preserve"> Dificuldade de chegar ao local de agendamento presencial </w:t>
       </w:r>
     </w:p>
     <w:p>
@@ -336,499 +870,16 @@
         <w:t xml:space="preserve"> </w:t>
       </w:r>
       <w:r>
-        <w:t>___________________________</w:t>
-      </w:r>
-    </w:p>
-    <w:p>
-      <w:r>
-        <w:rPr>
-          <w:i/>
-          <w:iCs/>
-        </w:rPr>
-        <w:t>(A condição de apresentação desta questão é que o usuário tenha respondido Sim na questão 1.1)</w:t>
-      </w:r>
-    </w:p>
-    <w:p/>
-    <w:p>
-      <w:pPr>
-        <w:rPr>
-          <w:b/>
-          <w:bCs/>
-        </w:rPr>
-      </w:pPr>
-      <w:r>
-        <w:rPr>
-          <w:b/>
-          <w:bCs/>
-        </w:rPr>
-        <w:t>1.3. Você deixou de pedir a CIN ou parou o processo porque faltou algum documento ou porque algum documento não foi aceito?</w:t>
-      </w:r>
-    </w:p>
-    <w:p>
-      <w:proofErr w:type="gramStart"/>
-      <w:r>
-        <w:t>( )</w:t>
-      </w:r>
-      <w:proofErr w:type="gramEnd"/>
-      <w:r>
-        <w:t xml:space="preserve"> </w:t>
-      </w:r>
-      <w:proofErr w:type="gramStart"/>
-      <w:r>
-        <w:t>SIM  (</w:t>
-      </w:r>
-      <w:proofErr w:type="gramEnd"/>
-      <w:r>
-        <w:t xml:space="preserve"> ) NÃO </w:t>
-      </w:r>
-    </w:p>
-    <w:p>
-      <w:r>
-        <w:rPr>
-          <w:i/>
-          <w:iCs/>
-        </w:rPr>
-        <w:t>(A condição de apresentação desta questão é que o usuário tenha respondido Sim na questão 1.1)</w:t>
-      </w:r>
-    </w:p>
-    <w:p>
-      <w:pPr>
-        <w:rPr>
-          <w:b/>
-          <w:bCs/>
-        </w:rPr>
-      </w:pPr>
-    </w:p>
-    <w:p>
-      <w:pPr>
-        <w:rPr>
-          <w:b/>
-          <w:bCs/>
-        </w:rPr>
-      </w:pPr>
-      <w:r>
-        <w:rPr>
-          <w:b/>
-          <w:bCs/>
-        </w:rPr>
-        <w:t>1.3.1. Qual documento faltou ou não foi aceito?</w:t>
-      </w:r>
-    </w:p>
-    <w:p>
-      <w:r>
-        <w:t>___________________________</w:t>
-      </w:r>
-      <w:r>
-        <w:t>__________________________________</w:t>
-      </w:r>
-    </w:p>
-    <w:p>
-      <w:pPr>
-        <w:rPr>
-          <w:i/>
-          <w:iCs/>
-        </w:rPr>
-      </w:pPr>
-      <w:r>
-        <w:rPr>
-          <w:i/>
-          <w:iCs/>
-        </w:rPr>
-        <w:t>(Resposta aberta</w:t>
-      </w:r>
-      <w:r>
-        <w:rPr>
-          <w:i/>
-          <w:iCs/>
-        </w:rPr>
-        <w:t xml:space="preserve"> com várias linhas</w:t>
-      </w:r>
-      <w:r>
-        <w:rPr>
-          <w:i/>
-          <w:iCs/>
-        </w:rPr>
-        <w:t>)</w:t>
-      </w:r>
-    </w:p>
-    <w:p>
-      <w:r>
-        <w:rPr>
-          <w:i/>
-          <w:iCs/>
-        </w:rPr>
-        <w:t>(A condição de apresentação desta questão é que o usuário tenha respondido Sim na questão 1.3)</w:t>
-      </w:r>
-    </w:p>
-    <w:p>
-      <w:pPr>
-        <w:rPr>
-          <w:b/>
-          <w:bCs/>
-        </w:rPr>
-      </w:pPr>
-    </w:p>
-    <w:p>
-      <w:pPr>
-        <w:rPr>
-          <w:b/>
-          <w:bCs/>
-        </w:rPr>
-      </w:pPr>
-      <w:r>
-        <w:rPr>
-          <w:b/>
-          <w:bCs/>
+        <w:t xml:space="preserve"> ____________________________</w:t>
+      </w:r>
+    </w:p>
+    <w:p>
+      <w:r>
+        <w:rPr>
+          <w:i/>
+          <w:iCs/>
         </w:rPr>
         <w:lastRenderedPageBreak/>
-        <w:t>1.3.1b. Se algum documento não foi aceito, o que alegaram para recusar?</w:t>
-      </w:r>
-    </w:p>
-    <w:p>
-      <w:r>
-        <w:t>___________________________</w:t>
-      </w:r>
-      <w:r>
-        <w:t>__________________________________</w:t>
-      </w:r>
-    </w:p>
-    <w:p>
-      <w:pPr>
-        <w:rPr>
-          <w:i/>
-          <w:iCs/>
-        </w:rPr>
-      </w:pPr>
-      <w:r>
-        <w:rPr>
-          <w:i/>
-          <w:iCs/>
-        </w:rPr>
-        <w:t>(Resposta aberta</w:t>
-      </w:r>
-      <w:r>
-        <w:rPr>
-          <w:i/>
-          <w:iCs/>
-        </w:rPr>
-        <w:t xml:space="preserve">; permitir </w:t>
-      </w:r>
-      <w:r>
-        <w:rPr>
-          <w:i/>
-          <w:iCs/>
-        </w:rPr>
-        <w:t>várias linhas</w:t>
-      </w:r>
-      <w:r>
-        <w:rPr>
-          <w:i/>
-          <w:iCs/>
-        </w:rPr>
-        <w:t>)</w:t>
-      </w:r>
-    </w:p>
-    <w:p>
-      <w:pPr>
-        <w:rPr>
-          <w:i/>
-          <w:iCs/>
-        </w:rPr>
-      </w:pPr>
-      <w:r>
-        <w:rPr>
-          <w:i/>
-          <w:iCs/>
-        </w:rPr>
-        <w:t>(Resposta opcional, não mandatória)</w:t>
-      </w:r>
-    </w:p>
-    <w:p>
-      <w:r>
-        <w:rPr>
-          <w:i/>
-          <w:iCs/>
-        </w:rPr>
-        <w:t>(A condição de apresentação desta questão é que o usuário tenha respondido Sim na questão 1.3)</w:t>
-      </w:r>
-    </w:p>
-    <w:p>
-      <w:pPr>
-        <w:rPr>
-          <w:b/>
-          <w:bCs/>
-        </w:rPr>
-      </w:pPr>
-    </w:p>
-    <w:p>
-      <w:pPr>
-        <w:rPr>
-          <w:b/>
-          <w:bCs/>
-        </w:rPr>
-      </w:pPr>
-      <w:r>
-        <w:rPr>
-          <w:b/>
-          <w:bCs/>
-        </w:rPr>
-        <w:t>1.3.2. Você tentou conseguir o documento que faltou ou que não foi aceito?</w:t>
-      </w:r>
-    </w:p>
-    <w:p>
-      <w:proofErr w:type="gramStart"/>
-      <w:r>
-        <w:t>( )</w:t>
-      </w:r>
-      <w:proofErr w:type="gramEnd"/>
-      <w:r>
-        <w:t xml:space="preserve"> </w:t>
-      </w:r>
-      <w:proofErr w:type="gramStart"/>
-      <w:r>
-        <w:t>Sim  (</w:t>
-      </w:r>
-      <w:proofErr w:type="gramEnd"/>
-      <w:r>
-        <w:t xml:space="preserve"> ) Não </w:t>
-      </w:r>
-    </w:p>
-    <w:p>
-      <w:r>
-        <w:rPr>
-          <w:i/>
-          <w:iCs/>
-        </w:rPr>
-        <w:t>(A condição de apresentação desta questão é que o usuário tenha respondido Sim na questão 1.3)</w:t>
-      </w:r>
-    </w:p>
-    <w:p/>
-    <w:p>
-      <w:pPr>
-        <w:rPr>
-          <w:b/>
-          <w:bCs/>
-        </w:rPr>
-      </w:pPr>
-      <w:r>
-        <w:rPr>
-          <w:b/>
-          <w:bCs/>
-        </w:rPr>
-        <w:t>1.3.3. Você teve ou está tendo alguma dificuldade para conseguir o documento?</w:t>
-      </w:r>
-    </w:p>
-    <w:p>
-      <w:proofErr w:type="gramStart"/>
-      <w:r>
-        <w:t>( )</w:t>
-      </w:r>
-      <w:proofErr w:type="gramEnd"/>
-      <w:r>
-        <w:t xml:space="preserve"> Não tenho informações necessárias para emitir o documento (ex.: local ou data do nascimento, nome da mãe etc.)</w:t>
-      </w:r>
-    </w:p>
-    <w:p>
-      <w:proofErr w:type="gramStart"/>
-      <w:r>
-        <w:t>( )</w:t>
-      </w:r>
-      <w:proofErr w:type="gramEnd"/>
-      <w:r>
-        <w:t xml:space="preserve"> Preciso viajar para outra cidade para emitir o documento</w:t>
-      </w:r>
-    </w:p>
-    <w:p>
-      <w:r>
-        <w:t xml:space="preserve"> </w:t>
-      </w:r>
-      <w:proofErr w:type="gramStart"/>
-      <w:r>
-        <w:t>( )</w:t>
-      </w:r>
-      <w:proofErr w:type="gramEnd"/>
-      <w:r>
-        <w:t xml:space="preserve"> O documento custa caro </w:t>
-      </w:r>
-    </w:p>
-    <w:p>
-      <w:proofErr w:type="gramStart"/>
-      <w:r>
-        <w:t>( )</w:t>
-      </w:r>
-      <w:proofErr w:type="gramEnd"/>
-      <w:r>
-        <w:t xml:space="preserve"> </w:t>
-      </w:r>
-      <w:r>
-        <w:t>Outros</w:t>
-      </w:r>
-      <w:r>
-        <w:t>:</w:t>
-      </w:r>
-      <w:r>
-        <w:rPr>
-          <w:b/>
-          <w:bCs/>
-        </w:rPr>
-        <w:t xml:space="preserve"> </w:t>
-      </w:r>
-      <w:r>
-        <w:t>____________________________</w:t>
-      </w:r>
-    </w:p>
-    <w:p>
-      <w:r>
-        <w:rPr>
-          <w:i/>
-          <w:iCs/>
-        </w:rPr>
-        <w:t>(A condição de apresentação desta questão é que o usuário tenha respondido Sim na questão 1.3)</w:t>
-      </w:r>
-    </w:p>
-    <w:p/>
-    <w:p>
-      <w:pPr>
-        <w:rPr>
-          <w:b/>
-          <w:bCs/>
-        </w:rPr>
-      </w:pPr>
-      <w:r>
-        <w:rPr>
-          <w:b/>
-          <w:bCs/>
-        </w:rPr>
-        <w:t>1.4. Você conseguiu emitir a CIN pelos canais oferecidos pelo governo do seu estado?</w:t>
-      </w:r>
-    </w:p>
-    <w:p>
-      <w:proofErr w:type="gramStart"/>
-      <w:r>
-        <w:t>( )</w:t>
-      </w:r>
-      <w:proofErr w:type="gramEnd"/>
-      <w:r>
-        <w:t xml:space="preserve"> Sim  </w:t>
-      </w:r>
-    </w:p>
-    <w:p>
-      <w:proofErr w:type="gramStart"/>
-      <w:r>
-        <w:t>( )</w:t>
-      </w:r>
-      <w:proofErr w:type="gramEnd"/>
-      <w:r>
-        <w:t xml:space="preserve"> Tentei, mas não consegui  </w:t>
-      </w:r>
-    </w:p>
-    <w:p>
-      <w:proofErr w:type="gramStart"/>
-      <w:r>
-        <w:t>( )</w:t>
-      </w:r>
-      <w:proofErr w:type="gramEnd"/>
-      <w:r>
-        <w:t xml:space="preserve"> Não tentei </w:t>
-      </w:r>
-    </w:p>
-    <w:p>
-      <w:r>
-        <w:rPr>
-          <w:i/>
-          <w:iCs/>
-        </w:rPr>
-        <w:t>(A condição de apresentação desta questão é que o usuário tenha respondido Sim na questão 1.1)</w:t>
-      </w:r>
-    </w:p>
-    <w:p/>
-    <w:p>
-      <w:pPr>
-        <w:rPr>
-          <w:b/>
-          <w:bCs/>
-        </w:rPr>
-      </w:pPr>
-      <w:r>
-        <w:rPr>
-          <w:b/>
-          <w:bCs/>
-        </w:rPr>
-        <w:t>1.5. Por que você não tentou ou não conseguiu emitir a CIN?</w:t>
-      </w:r>
-    </w:p>
-    <w:p>
-      <w:proofErr w:type="gramStart"/>
-      <w:r>
-        <w:t>( )</w:t>
-      </w:r>
-      <w:proofErr w:type="gramEnd"/>
-      <w:r>
-        <w:t xml:space="preserve"> Não possuo algum documento exigido </w:t>
-      </w:r>
-    </w:p>
-    <w:p>
-      <w:proofErr w:type="gramStart"/>
-      <w:r>
-        <w:t>( )</w:t>
-      </w:r>
-      <w:proofErr w:type="gramEnd"/>
-      <w:r>
-        <w:t xml:space="preserve"> Prazos para agendamento são muito longos </w:t>
-      </w:r>
-    </w:p>
-    <w:p>
-      <w:proofErr w:type="gramStart"/>
-      <w:r>
-        <w:t>( )</w:t>
-      </w:r>
-      <w:proofErr w:type="gramEnd"/>
-      <w:r>
-        <w:t xml:space="preserve"> Dificuldade de usar o serviço de agendamento pela internet </w:t>
-      </w:r>
-    </w:p>
-    <w:p>
-      <w:proofErr w:type="gramStart"/>
-      <w:r>
-        <w:t>( )</w:t>
-      </w:r>
-      <w:proofErr w:type="gramEnd"/>
-      <w:r>
-        <w:t xml:space="preserve"> Dificuldade de chegar ao local de agendamento presencial </w:t>
-      </w:r>
-    </w:p>
-    <w:p>
-      <w:proofErr w:type="gramStart"/>
-      <w:r>
-        <w:t>( )</w:t>
-      </w:r>
-      <w:proofErr w:type="gramEnd"/>
-      <w:r>
-        <w:t xml:space="preserve"> </w:t>
-      </w:r>
-      <w:r>
-        <w:t>Outros</w:t>
-      </w:r>
-      <w:r>
-        <w:t>:</w:t>
-      </w:r>
-      <w:r>
-        <w:rPr>
-          <w:b/>
-          <w:bCs/>
-        </w:rPr>
-        <w:t xml:space="preserve"> </w:t>
-      </w:r>
-      <w:r>
-        <w:t xml:space="preserve"> ____________________________</w:t>
-      </w:r>
-    </w:p>
-    <w:p>
-      <w:r>
-        <w:rPr>
-          <w:i/>
-          <w:iCs/>
-        </w:rPr>
         <w:t>(A condição de apresentação desta questão é que o usuário</w:t>
       </w:r>
       <w:r>
@@ -1307,6 +1358,7 @@
           <w:i/>
           <w:iCs/>
         </w:rPr>
+        <w:lastRenderedPageBreak/>
         <w:t>(</w:t>
       </w:r>
       <w:r>
@@ -1768,7 +1820,6 @@
           <w:b/>
           <w:bCs/>
         </w:rPr>
-        <w:lastRenderedPageBreak/>
         <w:t>2.8. As orientações dadas no agendamento foram claras? Dê uma nota:</w:t>
       </w:r>
     </w:p>
@@ -2274,6 +2325,7 @@
     <w:p>
       <w:proofErr w:type="gramStart"/>
       <w:r>
+        <w:lastRenderedPageBreak/>
         <w:t>( )</w:t>
       </w:r>
       <w:proofErr w:type="gramEnd"/>
@@ -2284,7 +2336,6 @@
     <w:p>
       <w:proofErr w:type="gramStart"/>
       <w:r>
-        <w:lastRenderedPageBreak/>
         <w:t>( )</w:t>
       </w:r>
       <w:proofErr w:type="gramEnd"/>
@@ -2826,7 +2877,6 @@
           <w:b/>
           <w:bCs/>
         </w:rPr>
-        <w:lastRenderedPageBreak/>
         <w:t>3.4. Quer deixar algum elogio para a coleta de dados e documentos?</w:t>
       </w:r>
     </w:p>
@@ -3201,6 +3251,7 @@
     <w:p>
       <w:proofErr w:type="gramStart"/>
       <w:r>
+        <w:lastRenderedPageBreak/>
         <w:t>( )</w:t>
       </w:r>
       <w:proofErr w:type="gramEnd"/>
@@ -3220,7 +3271,6 @@
           <w:i/>
           <w:iCs/>
         </w:rPr>
-        <w:lastRenderedPageBreak/>
         <w:t>(</w:t>
       </w:r>
       <w:r>

--- a/Esboço_de_pesquisa_Exemplo.docx
+++ b/Esboço_de_pesquisa_Exemplo.docx
@@ -4,7 +4,6 @@
   <w:body>
     <w:p>
       <w:pPr>
-        <w:jc w:val="center"/>
         <w:rPr>
           <w:b/>
           <w:bCs/>
@@ -94,37 +93,20 @@
       </w:r>
     </w:p>
     <w:p>
-      <w:pPr>
-        <w:rPr>
-          <w:lang w:val="en-US"/>
-        </w:rPr>
-      </w:pPr>
-      <w:proofErr w:type="gramStart"/>
-      <w:r>
-        <w:rPr>
-          <w:lang w:val="en-US"/>
-        </w:rPr>
-        <w:t>( )</w:t>
-      </w:r>
-      <w:proofErr w:type="gramEnd"/>
-      <w:r>
-        <w:rPr>
-          <w:lang w:val="en-US"/>
-        </w:rPr>
+      <w:proofErr w:type="gramStart"/>
+      <w:r>
+        <w:t>( )</w:t>
+      </w:r>
+      <w:proofErr w:type="gramEnd"/>
+      <w:r>
         <w:t xml:space="preserve"> </w:t>
       </w:r>
       <w:proofErr w:type="gramStart"/>
       <w:r>
-        <w:rPr>
-          <w:lang w:val="en-US"/>
-        </w:rPr>
         <w:t>SIM  (</w:t>
       </w:r>
       <w:proofErr w:type="gramEnd"/>
       <w:r>
-        <w:rPr>
-          <w:lang w:val="en-US"/>
-        </w:rPr>
         <w:t xml:space="preserve"> ) NÃO </w:t>
       </w:r>
     </w:p>
@@ -138,25 +120,19 @@
         <w:rPr>
           <w:i/>
         </w:rPr>
-        <w:t>(</w:t>
-      </w:r>
-      <w:r>
-        <w:rPr>
-          <w:i/>
-        </w:rPr>
-        <w:t>o campo de ajuda desta questão é: “</w:t>
-      </w:r>
-      <w:r>
-        <w:rPr>
-          <w:i/>
-        </w:rPr>
-        <w:t xml:space="preserve">CIN </w:t>
-      </w:r>
-      <w:r>
-        <w:rPr>
-          <w:i/>
-        </w:rPr>
-        <w:t xml:space="preserve">é a </w:t>
+        <w:t xml:space="preserve">(ajuda </w:t>
+      </w:r>
+      <w:r>
+        <w:rPr>
+          <w:i/>
+        </w:rPr>
+        <w:t>para esta</w:t>
+      </w:r>
+      <w:r>
+        <w:rPr>
+          <w:i/>
+        </w:rPr>
+        <w:t xml:space="preserve"> questão: “CIN é a </w:t>
       </w:r>
       <w:r>
         <w:rPr>
@@ -1749,49 +1725,130 @@
           <w:b/>
           <w:bCs/>
         </w:rPr>
-        <w:t>2.7. Foi possível agendar o atendimento para:</w:t>
-      </w:r>
-    </w:p>
-    <w:p>
-      <w:proofErr w:type="gramStart"/>
-      <w:r>
-        <w:t>( )</w:t>
-      </w:r>
-      <w:proofErr w:type="gramEnd"/>
-      <w:r>
-        <w:t xml:space="preserve"> Até uma semana  </w:t>
-      </w:r>
-    </w:p>
-    <w:p>
-      <w:proofErr w:type="gramStart"/>
-      <w:r>
-        <w:t>( )</w:t>
-      </w:r>
-      <w:proofErr w:type="gramEnd"/>
-      <w:r>
-        <w:t xml:space="preserve"> Até 15 dias  </w:t>
-      </w:r>
-    </w:p>
-    <w:p>
-      <w:proofErr w:type="gramStart"/>
-      <w:r>
-        <w:t>( )</w:t>
-      </w:r>
-      <w:proofErr w:type="gramEnd"/>
-      <w:r>
-        <w:t xml:space="preserve"> Até 30 dias  </w:t>
-      </w:r>
-    </w:p>
-    <w:p>
-      <w:proofErr w:type="gramStart"/>
-      <w:r>
-        <w:t>( )</w:t>
-      </w:r>
-      <w:proofErr w:type="gramEnd"/>
-      <w:r>
-        <w:t xml:space="preserve"> Mais de 30 dias </w:t>
-      </w:r>
-    </w:p>
+        <w:t xml:space="preserve">2.7. </w:t>
+      </w:r>
+      <w:r>
+        <w:rPr>
+          <w:b/>
+          <w:bCs/>
+        </w:rPr>
+        <w:t xml:space="preserve">O atendimento foi marcado para ser realizado em </w:t>
+      </w:r>
+      <w:r>
+        <w:rPr>
+          <w:b/>
+          <w:bCs/>
+        </w:rPr>
+        <w:t>(número de dias)</w:t>
+      </w:r>
+      <w:r>
+        <w:rPr>
+          <w:b/>
+          <w:bCs/>
+        </w:rPr>
+        <w:t>:</w:t>
+      </w:r>
+    </w:p>
+    <w:p>
+      <w:r>
+        <w:t>_________</w:t>
+      </w:r>
+      <w:r>
+        <w:t xml:space="preserve"> </w:t>
+      </w:r>
+    </w:p>
+    <w:p>
+      <w:pPr>
+        <w:spacing w:after="120"/>
+        <w:rPr>
+          <w:i/>
+          <w:iCs/>
+        </w:rPr>
+      </w:pPr>
+      <w:r>
+        <w:rPr>
+          <w:i/>
+          <w:iCs/>
+        </w:rPr>
+        <w:t>(</w:t>
+      </w:r>
+      <w:r>
+        <w:rPr>
+          <w:i/>
+          <w:iCs/>
+        </w:rPr>
+        <w:t>resposta aberta; permitir somente 1 linha</w:t>
+      </w:r>
+      <w:r>
+        <w:rPr>
+          <w:i/>
+          <w:iCs/>
+        </w:rPr>
+        <w:t>)</w:t>
+      </w:r>
+    </w:p>
+    <w:p>
+      <w:pPr>
+        <w:spacing w:after="120"/>
+      </w:pPr>
+      <w:r>
+        <w:rPr>
+          <w:i/>
+          <w:iCs/>
+        </w:rPr>
+        <w:t>(</w:t>
+      </w:r>
+      <w:r>
+        <w:rPr>
+          <w:i/>
+          <w:iCs/>
+        </w:rPr>
+        <w:t xml:space="preserve">resposta </w:t>
+      </w:r>
+      <w:r>
+        <w:rPr>
+          <w:i/>
+          <w:iCs/>
+        </w:rPr>
+        <w:t>numéric</w:t>
+      </w:r>
+      <w:r>
+        <w:rPr>
+          <w:i/>
+          <w:iCs/>
+        </w:rPr>
+        <w:t>a</w:t>
+      </w:r>
+      <w:r>
+        <w:rPr>
+          <w:i/>
+          <w:iCs/>
+        </w:rPr>
+        <w:t>; validar</w:t>
+      </w:r>
+      <w:r>
+        <w:rPr>
+          <w:i/>
+          <w:iCs/>
+        </w:rPr>
+        <w:t xml:space="preserve"> o</w:t>
+      </w:r>
+      <w:r>
+        <w:rPr>
+          <w:i/>
+          <w:iCs/>
+        </w:rPr>
+        <w:t xml:space="preserve"> valor: entre 1 e 180</w:t>
+      </w:r>
+      <w:r>
+        <w:rPr>
+          <w:i/>
+          <w:iCs/>
+        </w:rPr>
+        <w:t>)</w:t>
+      </w:r>
+    </w:p>
+    <w:p/>
     <w:p>
       <w:pPr>
         <w:rPr>
@@ -2314,18 +2371,26 @@
           <w:bCs/>
         </w:rPr>
       </w:pPr>
-      <w:r>
-        <w:rPr>
-          <w:b/>
-          <w:bCs/>
-        </w:rPr>
+    </w:p>
+    <w:p>
+      <w:pPr>
+        <w:rPr>
+          <w:b/>
+          <w:bCs/>
+        </w:rPr>
+      </w:pPr>
+      <w:r>
+        <w:rPr>
+          <w:b/>
+          <w:bCs/>
+        </w:rPr>
+        <w:lastRenderedPageBreak/>
         <w:t>3.1.2. Tentou usar sua carteira de identidade antiga (RG)?</w:t>
       </w:r>
     </w:p>
     <w:p>
       <w:proofErr w:type="gramStart"/>
       <w:r>
-        <w:lastRenderedPageBreak/>
         <w:t>( )</w:t>
       </w:r>
       <w:proofErr w:type="gramEnd"/>
@@ -2772,14 +2837,6 @@
       <w:r>
         <w:t xml:space="preserve"> Muito demorado </w:t>
       </w:r>
-    </w:p>
-    <w:p>
-      <w:pPr>
-        <w:rPr>
-          <w:b/>
-          <w:bCs/>
-        </w:rPr>
-      </w:pPr>
     </w:p>
     <w:p>
       <w:pPr>
